--- a/hin/docx/66.content.docx
+++ b/hin/docx/66.content.docx
@@ -136,13 +136,6 @@
         <w:rPr>
           <w:lang w:val="hi_IN" w:bidi="hi_IN"/>
         </w:rPr>
-      </w:r>
-      <w:r>
-        <w:rPr>
-          <w:i/>
-          <w:lang w:val="hi_IN" w:bidi="hi_IN"/>
-        </w:rPr>
-        <w:t>प्रकाशितवाक्य 1:1, प्रकाशितवाक्य 1:1 (#2), प्रकाशितवाक्य 1:3, प्रकाशितवाक्य 1:4, प्रकाशितवाक्य 1:5, प्रकाशितवाक्य 1:6, प्रकाशितवाक्य 1:7, प्रकाशितवाक्य 1:8, प्रकाशितवाक्य 1:9, प्रकाशितवाक्य 1:11, प्रकाशितवाक्य 1:14, प्रकाशितवाक्य 1:16, प्रकाशितवाक्य 1:17, प्रकाशितवाक्य 1:18, प्रकाशितवाक्य 1:20, प्रकाशितवाक्य 2:1, प्रकाशितवाक्य 2:2, प्रकाशितवाक्य 2:4, प्रकाशितवाक्य 2:5, प्रकाशितवाक्य 2:7, प्रकाशितवाक्य 2:8, प्रकाशितवाक्य 2:9, प्रकाशितवाक्य 2:10, प्रकाशितवाक्य 2:11, प्रकाशितवाक्य 2:12, प्रकाशितवाक्य 2:13, प्रकाशितवाक्य 2:13 (#2), प्रकाशितवाक्य 2:14–15, प्रकाशितवाक्य 2:16, प्रकाशितवाक्य 2:17, प्रकाशितवाक्य 2:18, प्रकाशितवाक्य 2:19, प्रकाशितवाक्य 2:20, प्रकाशितवाक्य 2:22, प्रकाशितवाक्य 2:25, प्रकाशितवाक्य 2:26, प्रकाशितवाक्य 2:28, प्रकाशितवाक्य 2:29, प्रकाशितवाक्य 3:1, प्रकाशितवाक्य 3:1 (#2), प्रकाशितवाक्य 3:2, प्रकाशितवाक्य 3:5, प्रकाशितवाक्य 3:7, प्रकाशितवाक्य 3:8, प्रकाशितवाक्य 3:9, प्रकाशितवाक्य 3:11, प्रकाशितवाक्य 3:12, प्रकाशितवाक्य 3:14, प्रकाशितवाक्य 3:15, प्रकाशितवाक्य 3:16, प्रकाशितवाक्य 3:17, प्रकाशितवाक्य 3:17 (#2), प्रकाशितवाक्य 3:19, प्रकाशितवाक्य 3:21, प्रकाशितवाक्य 3:22, प्रकाशितवाक्य 4:1, प्रकाशितवाक्य 4:1 (#2), प्रकाशितवाक्य 4:2, प्रकाशितवाक्य 4:4, प्रकाशितवाक्य 4:5, प्रकाशितवाक्य 4:6, प्रकाशितवाक्य 4:8, प्रकाशितवाक्य 4:10, प्रकाशितवाक्य 4:11, प्रकाशितवाक्य 5:1, प्रकाशितवाक्य 5:3–4, प्रकाशितवाक्य 5:5, प्रकाशितवाक्य 5:6, प्रकाशितवाक्य 5:6 (#2), प्रकाशितवाक्य 5:8, प्रकाशितवाक्य 5:9, प्रकाशितवाक्य 5:10, प्रकाशितवाक्य 5:12, प्रकाशितवाक्य 5:13, प्रकाशितवाक्य 5:14, प्रकाशितवाक्य 6:1, प्रकाशितवाक्य 6:2, प्रकाशितवाक्य 6:4, प्रकाशितवाक्य 6:5, प्रकाशितवाक्य 6:8, प्रकाशितवाक्य 6:9, प्रकाशितवाक्य 6:10, प्रकाशितवाक्य 6:11, प्रकाशितवाक्य 6:12–13, प्रकाशितवाक्य 6:15–16, प्रकाशितवाक्य 6:16, प्रकाशितवाक्य 6:17, प्रकाशितवाक्य 7:1, प्रकाशितवाक्य 7:2–3, प्रकाशितवाक्य 7:4, प्रकाशितवाक्य 7:9, प्रकाशितवाक्य 7:10, प्रकाशितवाक्य 7:11, प्रकाशितवाक्य 7:14, प्रकाशितवाक्य 7:14 (#2), प्रकाशितवाक्य 7:15–16, प्रकाशितवाक्य 7:17, प्रकाशितवाक्य 8:1, प्रकाशितवाक्य 8:2, प्रकाशितवाक्य 8:4, प्रकाशितवाक्य 8:5, प्रकाशितवाक्य 8:7, प्रकाशितवाक्य 8:8–9, प्रकाशितवाक्य 8:10–11, प्रकाशितवाक्य 8:12, प्रकाशितवाक्य 8:13, प्रकाशितवाक्य 9:1, प्रकाशितवाक्य 9:2, प्रकाशितवाक्य 9:3–4, प्रकाशितवाक्य 9:6, प्रकाशितवाक्य 9:9, प्रकाशितवाक्य 9:11, प्रकाशितवाक्य 9:12, प्रकाशितवाक्य 9:13, प्रकाशितवाक्य 9:15, प्रकाशितवाक्य 9:16, प्रकाशितवाक्य 9:18, प्रकाशितवाक्य 9:20, प्रकाशितवाक्य 10:1, प्रकाशितवाक्य 10:2, प्रकाशितवाक्य 10:4, प्रकाशितवाक्य 10:6, प्रकाशितवाक्य 10:7, प्रकाशितवाक्य 10:8, प्रकाशितवाक्य 10:9, प्रकाशितवाक्य 10:11, प्रकाशितवाक्य 11:1, प्रकाशितवाक्य 11:2, प्रकाशितवाक्य 11:5, प्रकाशितवाक्य 11:8, प्रकाशितवाक्य 11:10, प्रकाशितवाक्य 11:11–12, प्रकाशितवाक्य 11:14, प्रकाशितवाक्य 11:15, प्रकाशितवाक्य 11:17, प्रकाशितवाक्य 11:18, प्रकाशितवाक्य 11:19, प्रकाशितवाक्य 12:1, प्रकाशितवाक्य 12:3, प्रकाशितवाक्य 12:4, प्रकाशितवाक्य 12:4(#2), प्रकाशितवाक्य 12:5, प्रकाशितवाक्य 12:5 (#2), प्रकाशितवाक्य 12:6, प्रकाशितवाक्य 12:7, प्रकाशितवाक्य 12:9, प्रकाशितवाक्य 12:9 (#2), प्रकाशितवाक्य 12:11, प्रकाशितवाक्य 12:12, प्रकाशितवाक्य 12:13–14, प्रकाशितवाक्य 12:15–17, प्रकाशितवाक्य 13:1, प्रकाशितवाक्य 13:2, प्रकाशितवाक्य 13:3, प्रकाशितवाक्य 13:5–6, प्रकाशितवाक्य 13:7, प्रकाशितवाक्य 13:8, प्रकाशितवाक्य 13:10, प्रकाशितवाक्य 13:11, प्रकाशितवाक्य 13:11 (#2), प्रकाशितवाक्य 13:12, प्रकाशितवाक्य 13:15, प्रकाशितवाक्य 13:16, प्रकाशितवाक्य 13:18, प्रकाशितवाक्य 14:1, प्रकाशितवाक्य 14:3, प्रकाशितवाक्य 14:4–5, प्रकाशितवाक्य 14:6, प्रकाशितवाक्य 14:7, प्रकाशितवाक्य 14:7 (#2), प्रकाशितवाक्य 14:8, प्रकाशितवाक्य 14:10, प्रकाशितवाक्य 14:12, प्रकाशितवाक्य 14:14, प्रकाशितवाक्य 14:16, प्रकाशितवाक्य 14:19, प्रकाशितवाक्य 14:20, प्रकाशितवाक्य 15:1, प्रकाशितवाक्य 15:2, प्रकाशितवाक्य 15:3, प्रकाशितवाक्य 15:3 (#2), प्रकाशितवाक्य 15:4, प्रकाशितवाक्य 15:6, प्रकाशितवाक्य 15:7, प्रकाशितवाक्य 15:8, प्रकाशितवाक्य 16:1, प्रकाशितवाक्य 16:2, प्रकाशितवाक्य 16:3, प्रकाशितवाक्य 16:4, प्रकाशितवाक्य 16:6, प्रकाशितवाक्य 16:8, प्रकाशितवाक्य 16:9, प्रकाशितवाक्य 16:10, प्रकाशितवाक्य 16:12, प्रकाशितवाक्य 16:13–14, प्रकाशितवाक्य 16:16, प्रकाशितवाक्य 16:17–18, प्रकाशितवाक्य 16:19, प्रकाशितवाक्य 16:21, प्रकाशितवाक्य 17:1, प्रकाशितवाक्य 17:3, प्रकाशितवाक्य 17:4, प्रकाशितवाक्य 17:5, प्रकाशितवाक्य 17:6, प्रकाशितवाक्य 17:8, प्रकाशितवाक्य 17:8 (#2), प्रकाशितवाक्य 17:9–10, प्रकाशितवाक्य 17:11, प्रकाशितवाक्य 17:12, प्रकाशितवाक्य 17:13–14, प्रकाशितवाक्य 17:15, प्रकाशितवाक्य 17:16, प्रकाशितवाक्य 17:18, प्रकाशितवाक्य 18:1–2, प्रकाशितवाक्य 18:4, प्रकाशितवाक्य 18:6, प्रकाशितवाक्य 18:8, प्रकाशितवाक्य 18:9, प्रकाशितवाक्य 18:9–10, प्रकाशितवाक्य 18:14, प्रकाशितवाक्य 18:15, प्रकाशितवाक्य 18:18, प्रकाशितवाक्य 18:20, प्रकाशितवाक्य 18:21, प्रकाशितवाक्य 18:24, प्रकाशितवाक्य 19:1–2, प्रकाशितवाक्य 19:2, प्रकाशितवाक्य 19:3, प्रकाशितवाक्य 19:5, प्रकाशितवाक्य 19:7, प्रकाशितवाक्य 19:8, प्रकाशितवाक्य 19:10, प्रकाशितवाक्य 19:11–13, प्रकाशितवाक्य 19:15, प्रकाशितवाक्य 19:16, प्रकाशितवाक्य 19:18, प्रकाशितवाक्य 19:19, प्रकाशितवाक्य 19:20, प्रकाशितवाक्य 19:21, प्रकाशितवाक्य 20:1, प्रकाशितवाक्य 20:2–3, प्रकाशितवाक्य 20:3, प्रकाशितवाक्य 20:3(#2), प्रकाशितवाक्य 20:4, प्रकाशितवाक्य 20:5, प्रकाशितवाक्य 20:6, प्रकाशितवाक्य 20:8, प्रकाशितवाक्य 20:9, प्रकाशितवाक्य 20:10, प्रकाशितवाक्य 20:12, प्रकाशितवाक्य 20:14, प्रकाशितवाक्य 20:15, प्रकाशितवाक्य 21:1, प्रकाशितवाक्य 21:1 (#2), प्रकाशितवाक्य 21:2, प्रकाशितवाक्य 21:3, प्रकाशितवाक्य 21:4, प्रकाशितवाक्य 21:6, प्रकाशितवाक्य 21:8, प्रकाशितवाक्य 21:9–10, प्रकाशितवाक्य 21:12, प्रकाशितवाक्य 21:14, प्रकाशितवाक्य 21:16, प्रकाशितवाक्य 21:18, प्रकाशितवाक्य 21:22, प्रकाशितवाक्य 21:23, प्रकाशितवाक्य 21:27, प्रकाशितवाक्य 22:1, प्रकाशितवाक्य 22:2, प्रकाशितवाक्य 22:3, प्रकाशितवाक्य 22:3–5, प्रकाशितवाक्य 22:7, प्रकाशितवाक्य 22:8–9, प्रकाशितवाक्य 22:10, प्रकाशितवाक्य 22:12, प्रकाशितवाक्य 22:14, प्रकाशितवाक्य 22:16, प्रकाशितवाक्य 22:18, प्रकाशितवाक्य 22:19, प्रकाशितवाक्य 22:20, प्रकाशितवाक्य 22:21</w:t>
       </w:r>
       <w:r>
         <w:rPr>

--- a/hin/docx/66.content.docx
+++ b/hin/docx/66.content.docx
@@ -123,19 +123,6 @@
           <w:lang w:val="hi_IN" w:bidi="hi_IN"/>
         </w:rPr>
         <w:t>REV</w:t>
-      </w:r>
-      <w:r>
-        <w:rPr>
-          <w:lang w:val="hi_IN" w:bidi="hi_IN"/>
-        </w:rPr>
-      </w:r>
-    </w:p>
-    <w:p>
-      <w:pPr/>
-      <w:r>
-        <w:rPr>
-          <w:lang w:val="hi_IN" w:bidi="hi_IN"/>
-        </w:rPr>
       </w:r>
       <w:r>
         <w:rPr>

--- a/hin/docx/66.content.docx
+++ b/hin/docx/66.content.docx
@@ -19,7 +19,7 @@
         <w:rPr>
           <w:lang w:val="hi_IN" w:bidi="hi_IN"/>
         </w:rPr>
-        <w:t>Resource: अनुवाद प्रश्न (unfoldingWord)</w:t>
+        <w:t>Resource: unfoldingWord® Translation Questions</w:t>
       </w:r>
       <w:r>
         <w:rPr>
@@ -85,7 +85,7 @@
         <w:rPr>
           <w:lang w:val="hi_IN" w:bidi="hi_IN"/>
         </w:rPr>
-        <w:t>अनुवाद प्रश्न (unfoldingWord)</w:t>
+        <w:t>unfoldingWord® Translation Questions</w:t>
       </w:r>
     </w:p>
     <w:p>
